--- a/docs/specs/006-validacion-pitch-entrega/materiales/entregables/IstpetDev-Entregable-3-Prototipo.docx
+++ b/docs/specs/006-validacion-pitch-entrega/materiales/entregables/IstpetDev-Entregable-3-Prototipo.docx
@@ -1395,7 +1395,7 @@
           <w:color w:val="64748B"/>
           <w:sz w:val="17"/>
         </w:rPr>
-        <w:t>Figura 1. Planificación de rutas: seis vehículos, paradas numeradas sobre calles reales, ventanas horarias y hora estimada de llegada.</w:t>
+        <w:t>Figura 1. Planificación de rutas en la escena de demostración (datos sintéticos): paradas numeradas sobre calles reales, ventanas horarias y hora estimada de llegada.</w:t>
       </w:r>
     </w:p>
     <w:tbl>
@@ -1476,7 +1476,7 @@
                 <w:color w:val="64748B"/>
                 <w:sz w:val="17"/>
               </w:rPr>
-              <w:t>Figura 2. Consola de control: red de 80 centros de salud, riesgo de stock, rutas y custodia digital.</w:t>
+              <w:t>Figura 2. Consola de control con datos sintéticos: riesgo de stock, rutas y custodia digital.</w:t>
             </w:r>
           </w:p>
         </w:tc>
@@ -2008,7 +2008,7 @@
           <w:color w:val="2D3748"/>
           <w:sz w:val="21"/>
         </w:rPr>
-        <w:t>El motor recomienda C: pondera por igual costo y críticos a tiempo, más pedidos pendientes y riesgo. La opción más barata no siempre es la mejor. C cuesta 4,3 % menos que B.</w:t>
+        <w:t>El motor recomienda C con un puntaje que pondera costo (35 %), críticos a tiempo (35 %), pedidos pendientes (20 %) y riesgo (10 %); los pesos son configurables y no están calibrados con datos de una empresa. La opción más barata no siempre es la mejor. C cuesta 4,3 % menos que B (USD 2,99).</w:t>
       </w:r>
     </w:p>
     <w:p>
@@ -2032,7 +2032,7 @@
           <w:color w:val="2D3748"/>
           <w:sz w:val="20"/>
         </w:rPr>
-        <w:t>es un ensayo técnico local sobre datos sintéticos; no representa clientes ni viajes medidos y todavía no corre en producción. El desglose por componente de esa corrida no suma el total y no se presenta.</w:t>
+        <w:t>es un ensayo técnico local sobre datos sintéticos; no representa clientes ni viajes medidos y todavía no corre en producción. Es una sola corrida: con otra semilla o con otros pesos el orden podría cambiar. El desglose por componente de esa corrida no suma el total y no se presenta.</w:t>
       </w:r>
     </w:p>
     <w:p>
